--- a/ru/wisdom-stories/inner-housekeeping.docx
+++ b/ru/wisdom-stories/inner-housekeeping.docx
@@ -323,7 +323,7 @@
         <w:rPr>
           <w:lang/>
         </w:rPr>
-        <w:t>И наконец, начал учиться принимать себя, своё прошлое и то, чего не могу изменить.</w:t>
+        <w:t>И наконец начал учиться принимать себя, своё прошлое и то, чего не могу изменить.</w:t>
       </w:r>
     </w:p>
     <w:p>
